--- a/data/resumes/测试简历1.docx
+++ b/data/resumes/测试简历1.docx
@@ -5,6 +5,7 @@
     <w:p>
       <w:pPr>
         <w:rPr>
+          <w:rFonts w:hint="eastAsia"/>
           <w:b/>
           <w:bCs/>
         </w:rPr>
@@ -29,14 +30,30 @@
           <w:b/>
           <w:bCs/>
         </w:rPr>
-        <w:t>【个人技能】</w:t>
+        <w:t>【项目经历】 项目名称：企业级分布式</w:t>
+      </w:r>
+      <w:proofErr w:type="gramStart"/>
+      <w:r>
+        <w:rPr>
+          <w:b/>
+          <w:bCs/>
+        </w:rPr>
+        <w:t>私有云</w:t>
+      </w:r>
+      <w:proofErr w:type="gramEnd"/>
+      <w:r>
+        <w:rPr>
+          <w:b/>
+          <w:bCs/>
+        </w:rPr>
+        <w:t>搜索平台 项目背景： 公司内部文档太多，查找效率低，需要做一个统一搜索入口。 我的职责：</w:t>
       </w:r>
     </w:p>
     <w:p>
       <w:pPr>
         <w:numPr>
           <w:ilvl w:val="0"/>
-          <w:numId w:val="10"/>
+          <w:numId w:val="12"/>
         </w:numPr>
         <w:rPr>
           <w:b/>
@@ -48,7 +65,7 @@
           <w:b/>
           <w:bCs/>
         </w:rPr>
-        <w:t xml:space="preserve">熟练使用 Python，用过 Flask 和 </w:t>
+        <w:t xml:space="preserve">负责后端整体开发，使用 Python </w:t>
       </w:r>
       <w:proofErr w:type="spellStart"/>
       <w:r>
@@ -64,14 +81,14 @@
           <w:b/>
           <w:bCs/>
         </w:rPr>
-        <w:t xml:space="preserve"> 开发网页后台。</w:t>
+        <w:t xml:space="preserve"> 框架。</w:t>
       </w:r>
     </w:p>
     <w:p>
       <w:pPr>
         <w:numPr>
           <w:ilvl w:val="0"/>
-          <w:numId w:val="10"/>
+          <w:numId w:val="12"/>
         </w:numPr>
         <w:rPr>
           <w:b/>
@@ -83,14 +100,14 @@
           <w:b/>
           <w:bCs/>
         </w:rPr>
-        <w:t>做过简单的数据库查询优化。</w:t>
+        <w:t>对接了本地的向量数据库，把各种 Word、PDF 转成向量存进去。</w:t>
       </w:r>
     </w:p>
     <w:p>
       <w:pPr>
         <w:numPr>
           <w:ilvl w:val="0"/>
-          <w:numId w:val="10"/>
+          <w:numId w:val="12"/>
         </w:numPr>
         <w:rPr>
           <w:b/>
@@ -102,11 +119,15 @@
           <w:b/>
           <w:bCs/>
         </w:rPr>
-        <w:t>了解大模型，在本地跑过简单的 RAG Demo。</w:t>
+        <w:t>做了个简单的关键词加语义的混合搜索，提高了搜索准确率。</w:t>
       </w:r>
     </w:p>
     <w:p>
       <w:pPr>
+        <w:numPr>
+          <w:ilvl w:val="0"/>
+          <w:numId w:val="12"/>
+        </w:numPr>
         <w:rPr>
           <w:b/>
           <w:bCs/>
@@ -117,14 +138,29 @@
           <w:b/>
           <w:bCs/>
         </w:rPr>
-        <w:t>【项目经历】</w:t>
+        <w:t>同事反馈搜索挺快的，目前已经在全公司 500 多人里推广使用。</w:t>
       </w:r>
     </w:p>
     <w:p>
       <w:pPr>
+        <w:rPr>
+          <w:b/>
+          <w:bCs/>
+        </w:rPr>
+      </w:pPr>
+      <w:r>
+        <w:rPr>
+          <w:b/>
+          <w:bCs/>
+        </w:rPr>
+        <w:t>项目名称：在线商城系统性能优化 我的职责：</w:t>
+      </w:r>
+    </w:p>
+    <w:p>
+      <w:pPr>
         <w:numPr>
           <w:ilvl w:val="0"/>
-          <w:numId w:val="11"/>
+          <w:numId w:val="13"/>
         </w:numPr>
         <w:rPr>
           <w:b/>
@@ -136,7 +172,7 @@
           <w:b/>
           <w:bCs/>
         </w:rPr>
-        <w:t>项目</w:t>
+        <w:t>处理了双十</w:t>
       </w:r>
       <w:proofErr w:type="gramStart"/>
       <w:r>
@@ -152,14 +188,14 @@
           <w:b/>
           <w:bCs/>
         </w:rPr>
-        <w:t>：企业文档搜索工具</w:t>
+        <w:t>期间数据库压力过大的问题。</w:t>
       </w:r>
     </w:p>
     <w:p>
       <w:pPr>
         <w:numPr>
-          <w:ilvl w:val="1"/>
-          <w:numId w:val="11"/>
+          <w:ilvl w:val="0"/>
+          <w:numId w:val="13"/>
         </w:numPr>
         <w:rPr>
           <w:b/>
@@ -171,14 +207,14 @@
           <w:b/>
           <w:bCs/>
         </w:rPr>
-        <w:t>内容：为了解决公司文档不好找的问题，做了一个搜索系统。</w:t>
+        <w:t>引入了 Redis 缓存，减少了数据库的直接查询。</w:t>
       </w:r>
     </w:p>
     <w:p>
       <w:pPr>
         <w:numPr>
-          <w:ilvl w:val="1"/>
-          <w:numId w:val="11"/>
+          <w:ilvl w:val="0"/>
+          <w:numId w:val="13"/>
         </w:numPr>
         <w:rPr>
           <w:b/>
@@ -190,118 +226,26 @@
           <w:b/>
           <w:bCs/>
         </w:rPr>
-        <w:t>做法：把 PDF 文档转换成向量，然后存到数据库。用户输入问题，程序就去</w:t>
+        <w:t>改了一些慢 SQL，把接口响应时间缩短了。</w:t>
       </w:r>
-      <w:proofErr w:type="gramStart"/>
+    </w:p>
+    <w:p>
+      <w:pPr>
+        <w:numPr>
+          <w:ilvl w:val="0"/>
+          <w:numId w:val="13"/>
+        </w:numPr>
+        <w:rPr>
+          <w:b/>
+          <w:bCs/>
+        </w:rPr>
+      </w:pPr>
       <w:r>
         <w:rPr>
           <w:b/>
           <w:bCs/>
         </w:rPr>
-        <w:t>找相关</w:t>
-      </w:r>
-      <w:proofErr w:type="gramEnd"/>
-      <w:r>
-        <w:rPr>
-          <w:b/>
-          <w:bCs/>
-        </w:rPr>
-        <w:t>的文档。</w:t>
-      </w:r>
-    </w:p>
-    <w:p>
-      <w:pPr>
-        <w:numPr>
-          <w:ilvl w:val="1"/>
-          <w:numId w:val="11"/>
-        </w:numPr>
-        <w:rPr>
-          <w:b/>
-          <w:bCs/>
-        </w:rPr>
-      </w:pPr>
-      <w:r>
-        <w:rPr>
-          <w:b/>
-          <w:bCs/>
-        </w:rPr>
-        <w:t>结果：同事反映还挺好用的。</w:t>
-      </w:r>
-    </w:p>
-    <w:p>
-      <w:pPr>
-        <w:numPr>
-          <w:ilvl w:val="0"/>
-          <w:numId w:val="11"/>
-        </w:numPr>
-        <w:rPr>
-          <w:b/>
-          <w:bCs/>
-        </w:rPr>
-      </w:pPr>
-      <w:r>
-        <w:rPr>
-          <w:b/>
-          <w:bCs/>
-        </w:rPr>
-        <w:t>项目二：业务接口维护</w:t>
-      </w:r>
-    </w:p>
-    <w:p>
-      <w:pPr>
-        <w:numPr>
-          <w:ilvl w:val="1"/>
-          <w:numId w:val="11"/>
-        </w:numPr>
-        <w:rPr>
-          <w:b/>
-          <w:bCs/>
-        </w:rPr>
-      </w:pPr>
-      <w:r>
-        <w:rPr>
-          <w:b/>
-          <w:bCs/>
-        </w:rPr>
-        <w:t>内容：维护公司的旧业务代码。</w:t>
-      </w:r>
-    </w:p>
-    <w:p>
-      <w:pPr>
-        <w:numPr>
-          <w:ilvl w:val="1"/>
-          <w:numId w:val="11"/>
-        </w:numPr>
-        <w:rPr>
-          <w:b/>
-          <w:bCs/>
-        </w:rPr>
-      </w:pPr>
-      <w:r>
-        <w:rPr>
-          <w:b/>
-          <w:bCs/>
-        </w:rPr>
-        <w:t>做法：把旧的同步代码改成了异步代码，处理了一些 Bug。</w:t>
-      </w:r>
-    </w:p>
-    <w:p>
-      <w:pPr>
-        <w:numPr>
-          <w:ilvl w:val="1"/>
-          <w:numId w:val="11"/>
-        </w:numPr>
-        <w:rPr>
-          <w:b/>
-          <w:bCs/>
-        </w:rPr>
-      </w:pPr>
-      <w:r>
-        <w:rPr>
-          <w:b/>
-          <w:bCs/>
-        </w:rPr>
-        <w:t>结果：系统运行比以前稳定了。</w:t>
+        <w:t>负责系统上线后的日常维护和 Bug 修复。</w:t>
       </w:r>
     </w:p>
     <w:p>
@@ -1276,6 +1220,155 @@
     </w:lvl>
   </w:abstractNum>
   <w:abstractNum w:abstractNumId="6" w15:restartNumberingAfterBreak="0">
+    <w:nsid w:val="5DF4191D"/>
+    <w:multiLevelType w:val="multilevel"/>
+    <w:tmpl w:val="28E8A0F4"/>
+    <w:lvl w:ilvl="0">
+      <w:start w:val="1"/>
+      <w:numFmt w:val="bullet"/>
+      <w:lvlText w:val=""/>
+      <w:lvlJc w:val="left"/>
+      <w:pPr>
+        <w:tabs>
+          <w:tab w:val="num" w:pos="720"/>
+        </w:tabs>
+        <w:ind w:left="720" w:hanging="360"/>
+      </w:pPr>
+      <w:rPr>
+        <w:rFonts w:ascii="Symbol" w:hAnsi="Symbol" w:hint="default"/>
+        <w:sz w:val="20"/>
+      </w:rPr>
+    </w:lvl>
+    <w:lvl w:ilvl="1" w:tentative="1">
+      <w:start w:val="1"/>
+      <w:numFmt w:val="bullet"/>
+      <w:lvlText w:val="o"/>
+      <w:lvlJc w:val="left"/>
+      <w:pPr>
+        <w:tabs>
+          <w:tab w:val="num" w:pos="1440"/>
+        </w:tabs>
+        <w:ind w:left="1440" w:hanging="360"/>
+      </w:pPr>
+      <w:rPr>
+        <w:rFonts w:ascii="Courier New" w:hAnsi="Courier New" w:hint="default"/>
+        <w:sz w:val="20"/>
+      </w:rPr>
+    </w:lvl>
+    <w:lvl w:ilvl="2" w:tentative="1">
+      <w:start w:val="1"/>
+      <w:numFmt w:val="bullet"/>
+      <w:lvlText w:val=""/>
+      <w:lvlJc w:val="left"/>
+      <w:pPr>
+        <w:tabs>
+          <w:tab w:val="num" w:pos="2160"/>
+        </w:tabs>
+        <w:ind w:left="2160" w:hanging="360"/>
+      </w:pPr>
+      <w:rPr>
+        <w:rFonts w:ascii="Wingdings" w:hAnsi="Wingdings" w:hint="default"/>
+        <w:sz w:val="20"/>
+      </w:rPr>
+    </w:lvl>
+    <w:lvl w:ilvl="3" w:tentative="1">
+      <w:start w:val="1"/>
+      <w:numFmt w:val="bullet"/>
+      <w:lvlText w:val=""/>
+      <w:lvlJc w:val="left"/>
+      <w:pPr>
+        <w:tabs>
+          <w:tab w:val="num" w:pos="2880"/>
+        </w:tabs>
+        <w:ind w:left="2880" w:hanging="360"/>
+      </w:pPr>
+      <w:rPr>
+        <w:rFonts w:ascii="Wingdings" w:hAnsi="Wingdings" w:hint="default"/>
+        <w:sz w:val="20"/>
+      </w:rPr>
+    </w:lvl>
+    <w:lvl w:ilvl="4" w:tentative="1">
+      <w:start w:val="1"/>
+      <w:numFmt w:val="bullet"/>
+      <w:lvlText w:val=""/>
+      <w:lvlJc w:val="left"/>
+      <w:pPr>
+        <w:tabs>
+          <w:tab w:val="num" w:pos="3600"/>
+        </w:tabs>
+        <w:ind w:left="3600" w:hanging="360"/>
+      </w:pPr>
+      <w:rPr>
+        <w:rFonts w:ascii="Wingdings" w:hAnsi="Wingdings" w:hint="default"/>
+        <w:sz w:val="20"/>
+      </w:rPr>
+    </w:lvl>
+    <w:lvl w:ilvl="5" w:tentative="1">
+      <w:start w:val="1"/>
+      <w:numFmt w:val="bullet"/>
+      <w:lvlText w:val=""/>
+      <w:lvlJc w:val="left"/>
+      <w:pPr>
+        <w:tabs>
+          <w:tab w:val="num" w:pos="4320"/>
+        </w:tabs>
+        <w:ind w:left="4320" w:hanging="360"/>
+      </w:pPr>
+      <w:rPr>
+        <w:rFonts w:ascii="Wingdings" w:hAnsi="Wingdings" w:hint="default"/>
+        <w:sz w:val="20"/>
+      </w:rPr>
+    </w:lvl>
+    <w:lvl w:ilvl="6" w:tentative="1">
+      <w:start w:val="1"/>
+      <w:numFmt w:val="bullet"/>
+      <w:lvlText w:val=""/>
+      <w:lvlJc w:val="left"/>
+      <w:pPr>
+        <w:tabs>
+          <w:tab w:val="num" w:pos="5040"/>
+        </w:tabs>
+        <w:ind w:left="5040" w:hanging="360"/>
+      </w:pPr>
+      <w:rPr>
+        <w:rFonts w:ascii="Wingdings" w:hAnsi="Wingdings" w:hint="default"/>
+        <w:sz w:val="20"/>
+      </w:rPr>
+    </w:lvl>
+    <w:lvl w:ilvl="7" w:tentative="1">
+      <w:start w:val="1"/>
+      <w:numFmt w:val="bullet"/>
+      <w:lvlText w:val=""/>
+      <w:lvlJc w:val="left"/>
+      <w:pPr>
+        <w:tabs>
+          <w:tab w:val="num" w:pos="5760"/>
+        </w:tabs>
+        <w:ind w:left="5760" w:hanging="360"/>
+      </w:pPr>
+      <w:rPr>
+        <w:rFonts w:ascii="Wingdings" w:hAnsi="Wingdings" w:hint="default"/>
+        <w:sz w:val="20"/>
+      </w:rPr>
+    </w:lvl>
+    <w:lvl w:ilvl="8" w:tentative="1">
+      <w:start w:val="1"/>
+      <w:numFmt w:val="bullet"/>
+      <w:lvlText w:val=""/>
+      <w:lvlJc w:val="left"/>
+      <w:pPr>
+        <w:tabs>
+          <w:tab w:val="num" w:pos="6480"/>
+        </w:tabs>
+        <w:ind w:left="6480" w:hanging="360"/>
+      </w:pPr>
+      <w:rPr>
+        <w:rFonts w:ascii="Wingdings" w:hAnsi="Wingdings" w:hint="default"/>
+        <w:sz w:val="20"/>
+      </w:rPr>
+    </w:lvl>
+  </w:abstractNum>
+  <w:abstractNum w:abstractNumId="7" w15:restartNumberingAfterBreak="0">
     <w:nsid w:val="5E215F10"/>
     <w:multiLevelType w:val="multilevel"/>
     <w:tmpl w:val="7A605990"/>
@@ -1424,7 +1517,7 @@
       </w:rPr>
     </w:lvl>
   </w:abstractNum>
-  <w:abstractNum w:abstractNumId="7" w15:restartNumberingAfterBreak="0">
+  <w:abstractNum w:abstractNumId="8" w15:restartNumberingAfterBreak="0">
     <w:nsid w:val="68C814D7"/>
     <w:multiLevelType w:val="multilevel"/>
     <w:tmpl w:val="3EE69044"/>
@@ -1573,7 +1666,156 @@
       </w:rPr>
     </w:lvl>
   </w:abstractNum>
-  <w:abstractNum w:abstractNumId="8" w15:restartNumberingAfterBreak="0">
+  <w:abstractNum w:abstractNumId="9" w15:restartNumberingAfterBreak="0">
+    <w:nsid w:val="717B5DE3"/>
+    <w:multiLevelType w:val="multilevel"/>
+    <w:tmpl w:val="3E327F84"/>
+    <w:lvl w:ilvl="0">
+      <w:start w:val="1"/>
+      <w:numFmt w:val="bullet"/>
+      <w:lvlText w:val=""/>
+      <w:lvlJc w:val="left"/>
+      <w:pPr>
+        <w:tabs>
+          <w:tab w:val="num" w:pos="720"/>
+        </w:tabs>
+        <w:ind w:left="720" w:hanging="360"/>
+      </w:pPr>
+      <w:rPr>
+        <w:rFonts w:ascii="Symbol" w:hAnsi="Symbol" w:hint="default"/>
+        <w:sz w:val="20"/>
+      </w:rPr>
+    </w:lvl>
+    <w:lvl w:ilvl="1" w:tentative="1">
+      <w:start w:val="1"/>
+      <w:numFmt w:val="bullet"/>
+      <w:lvlText w:val="o"/>
+      <w:lvlJc w:val="left"/>
+      <w:pPr>
+        <w:tabs>
+          <w:tab w:val="num" w:pos="1440"/>
+        </w:tabs>
+        <w:ind w:left="1440" w:hanging="360"/>
+      </w:pPr>
+      <w:rPr>
+        <w:rFonts w:ascii="Courier New" w:hAnsi="Courier New" w:hint="default"/>
+        <w:sz w:val="20"/>
+      </w:rPr>
+    </w:lvl>
+    <w:lvl w:ilvl="2" w:tentative="1">
+      <w:start w:val="1"/>
+      <w:numFmt w:val="bullet"/>
+      <w:lvlText w:val=""/>
+      <w:lvlJc w:val="left"/>
+      <w:pPr>
+        <w:tabs>
+          <w:tab w:val="num" w:pos="2160"/>
+        </w:tabs>
+        <w:ind w:left="2160" w:hanging="360"/>
+      </w:pPr>
+      <w:rPr>
+        <w:rFonts w:ascii="Wingdings" w:hAnsi="Wingdings" w:hint="default"/>
+        <w:sz w:val="20"/>
+      </w:rPr>
+    </w:lvl>
+    <w:lvl w:ilvl="3" w:tentative="1">
+      <w:start w:val="1"/>
+      <w:numFmt w:val="bullet"/>
+      <w:lvlText w:val=""/>
+      <w:lvlJc w:val="left"/>
+      <w:pPr>
+        <w:tabs>
+          <w:tab w:val="num" w:pos="2880"/>
+        </w:tabs>
+        <w:ind w:left="2880" w:hanging="360"/>
+      </w:pPr>
+      <w:rPr>
+        <w:rFonts w:ascii="Wingdings" w:hAnsi="Wingdings" w:hint="default"/>
+        <w:sz w:val="20"/>
+      </w:rPr>
+    </w:lvl>
+    <w:lvl w:ilvl="4" w:tentative="1">
+      <w:start w:val="1"/>
+      <w:numFmt w:val="bullet"/>
+      <w:lvlText w:val=""/>
+      <w:lvlJc w:val="left"/>
+      <w:pPr>
+        <w:tabs>
+          <w:tab w:val="num" w:pos="3600"/>
+        </w:tabs>
+        <w:ind w:left="3600" w:hanging="360"/>
+      </w:pPr>
+      <w:rPr>
+        <w:rFonts w:ascii="Wingdings" w:hAnsi="Wingdings" w:hint="default"/>
+        <w:sz w:val="20"/>
+      </w:rPr>
+    </w:lvl>
+    <w:lvl w:ilvl="5" w:tentative="1">
+      <w:start w:val="1"/>
+      <w:numFmt w:val="bullet"/>
+      <w:lvlText w:val=""/>
+      <w:lvlJc w:val="left"/>
+      <w:pPr>
+        <w:tabs>
+          <w:tab w:val="num" w:pos="4320"/>
+        </w:tabs>
+        <w:ind w:left="4320" w:hanging="360"/>
+      </w:pPr>
+      <w:rPr>
+        <w:rFonts w:ascii="Wingdings" w:hAnsi="Wingdings" w:hint="default"/>
+        <w:sz w:val="20"/>
+      </w:rPr>
+    </w:lvl>
+    <w:lvl w:ilvl="6" w:tentative="1">
+      <w:start w:val="1"/>
+      <w:numFmt w:val="bullet"/>
+      <w:lvlText w:val=""/>
+      <w:lvlJc w:val="left"/>
+      <w:pPr>
+        <w:tabs>
+          <w:tab w:val="num" w:pos="5040"/>
+        </w:tabs>
+        <w:ind w:left="5040" w:hanging="360"/>
+      </w:pPr>
+      <w:rPr>
+        <w:rFonts w:ascii="Wingdings" w:hAnsi="Wingdings" w:hint="default"/>
+        <w:sz w:val="20"/>
+      </w:rPr>
+    </w:lvl>
+    <w:lvl w:ilvl="7" w:tentative="1">
+      <w:start w:val="1"/>
+      <w:numFmt w:val="bullet"/>
+      <w:lvlText w:val=""/>
+      <w:lvlJc w:val="left"/>
+      <w:pPr>
+        <w:tabs>
+          <w:tab w:val="num" w:pos="5760"/>
+        </w:tabs>
+        <w:ind w:left="5760" w:hanging="360"/>
+      </w:pPr>
+      <w:rPr>
+        <w:rFonts w:ascii="Wingdings" w:hAnsi="Wingdings" w:hint="default"/>
+        <w:sz w:val="20"/>
+      </w:rPr>
+    </w:lvl>
+    <w:lvl w:ilvl="8" w:tentative="1">
+      <w:start w:val="1"/>
+      <w:numFmt w:val="bullet"/>
+      <w:lvlText w:val=""/>
+      <w:lvlJc w:val="left"/>
+      <w:pPr>
+        <w:tabs>
+          <w:tab w:val="num" w:pos="6480"/>
+        </w:tabs>
+        <w:ind w:left="6480" w:hanging="360"/>
+      </w:pPr>
+      <w:rPr>
+        <w:rFonts w:ascii="Wingdings" w:hAnsi="Wingdings" w:hint="default"/>
+        <w:sz w:val="20"/>
+      </w:rPr>
+    </w:lvl>
+  </w:abstractNum>
+  <w:abstractNum w:abstractNumId="10" w15:restartNumberingAfterBreak="0">
     <w:nsid w:val="737F1A7B"/>
     <w:multiLevelType w:val="multilevel"/>
     <w:tmpl w:val="2E2E1608"/>
@@ -1722,7 +1964,7 @@
       </w:rPr>
     </w:lvl>
   </w:abstractNum>
-  <w:abstractNum w:abstractNumId="9" w15:restartNumberingAfterBreak="0">
+  <w:abstractNum w:abstractNumId="11" w15:restartNumberingAfterBreak="0">
     <w:nsid w:val="79EB06A4"/>
     <w:multiLevelType w:val="multilevel"/>
     <w:tmpl w:val="DA2422BC"/>
@@ -1871,7 +2113,7 @@
       </w:rPr>
     </w:lvl>
   </w:abstractNum>
-  <w:abstractNum w:abstractNumId="10" w15:restartNumberingAfterBreak="0">
+  <w:abstractNum w:abstractNumId="12" w15:restartNumberingAfterBreak="0">
     <w:nsid w:val="7E2E118D"/>
     <w:multiLevelType w:val="multilevel"/>
     <w:tmpl w:val="F20AF774"/>
@@ -2021,28 +2263,28 @@
     </w:lvl>
   </w:abstractNum>
   <w:num w:numId="1" w16cid:durableId="2010597394">
-    <w:abstractNumId w:val="7"/>
+    <w:abstractNumId w:val="8"/>
   </w:num>
   <w:num w:numId="2" w16cid:durableId="1605720940">
     <w:abstractNumId w:val="1"/>
   </w:num>
   <w:num w:numId="3" w16cid:durableId="1724451406">
-    <w:abstractNumId w:val="9"/>
+    <w:abstractNumId w:val="11"/>
   </w:num>
   <w:num w:numId="4" w16cid:durableId="884213895">
     <w:abstractNumId w:val="5"/>
   </w:num>
   <w:num w:numId="5" w16cid:durableId="677854996">
-    <w:abstractNumId w:val="6"/>
+    <w:abstractNumId w:val="7"/>
   </w:num>
   <w:num w:numId="6" w16cid:durableId="255135029">
     <w:abstractNumId w:val="2"/>
   </w:num>
   <w:num w:numId="7" w16cid:durableId="1761637936">
-    <w:abstractNumId w:val="10"/>
+    <w:abstractNumId w:val="12"/>
   </w:num>
   <w:num w:numId="8" w16cid:durableId="1128277137">
-    <w:abstractNumId w:val="8"/>
+    <w:abstractNumId w:val="10"/>
   </w:num>
   <w:num w:numId="9" w16cid:durableId="477918371">
     <w:abstractNumId w:val="0"/>
@@ -2052,6 +2294,12 @@
   </w:num>
   <w:num w:numId="11" w16cid:durableId="69624613">
     <w:abstractNumId w:val="3"/>
+  </w:num>
+  <w:num w:numId="12" w16cid:durableId="738208269">
+    <w:abstractNumId w:val="6"/>
+  </w:num>
+  <w:num w:numId="13" w16cid:durableId="903100310">
+    <w:abstractNumId w:val="9"/>
   </w:num>
 </w:numbering>
 </file>

--- a/data/resumes/测试简历1.docx
+++ b/data/resumes/测试简历1.docx
@@ -12,64 +12,481 @@
       </w:pPr>
       <w:r>
         <w:rPr>
-          <w:b/>
-          <w:bCs/>
-        </w:rPr>
-        <w:t>测试简历 2.0：李铁柱 - 后端开发 (RAG 专项测试)</w:t>
-      </w:r>
-    </w:p>
-    <w:p>
-      <w:pPr>
-        <w:rPr>
-          <w:b/>
-          <w:bCs/>
-        </w:rPr>
-      </w:pPr>
-      <w:r>
-        <w:rPr>
-          <w:b/>
-          <w:bCs/>
-        </w:rPr>
-        <w:t>【项目经历】 项目名称：企业级分布式</w:t>
+          <w:rFonts w:hint="eastAsia"/>
+          <w:b/>
+          <w:bCs/>
+        </w:rPr>
+        <w:t>姓名：张兵</w:t>
+      </w:r>
+    </w:p>
+    <w:p>
+      <w:pPr>
+        <w:rPr>
+          <w:rFonts w:hint="eastAsia"/>
+          <w:b/>
+          <w:bCs/>
+        </w:rPr>
+      </w:pPr>
+      <w:r>
+        <w:rPr>
+          <w:rFonts w:hint="eastAsia"/>
+          <w:b/>
+          <w:bCs/>
+        </w:rPr>
+        <w:t>求职意向：Python 后端开发工程师</w:t>
+      </w:r>
+    </w:p>
+    <w:p>
+      <w:pPr>
+        <w:rPr>
+          <w:rFonts w:hint="eastAsia"/>
+          <w:b/>
+          <w:bCs/>
+        </w:rPr>
+      </w:pPr>
+    </w:p>
+    <w:p>
+      <w:pPr>
+        <w:rPr>
+          <w:rFonts w:hint="eastAsia"/>
+          <w:b/>
+          <w:bCs/>
+        </w:rPr>
+      </w:pPr>
+      <w:r>
+        <w:rPr>
+          <w:rFonts w:hint="eastAsia"/>
+          <w:b/>
+          <w:bCs/>
+        </w:rPr>
+        <w:t>【技术栈（JD Matching）】</w:t>
+      </w:r>
+    </w:p>
+    <w:p>
+      <w:pPr>
+        <w:rPr>
+          <w:rFonts w:hint="eastAsia"/>
+          <w:b/>
+          <w:bCs/>
+        </w:rPr>
+      </w:pPr>
+      <w:r>
+        <w:rPr>
+          <w:rFonts w:hint="eastAsia"/>
+          <w:b/>
+          <w:bCs/>
+        </w:rPr>
+        <w:t xml:space="preserve">- 编程语言：Python (熟练掌握 </w:t>
+      </w:r>
+      <w:proofErr w:type="spellStart"/>
+      <w:r>
+        <w:rPr>
+          <w:rFonts w:hint="eastAsia"/>
+          <w:b/>
+          <w:bCs/>
+        </w:rPr>
+        <w:t>FastAPI</w:t>
+      </w:r>
+      <w:proofErr w:type="spellEnd"/>
+      <w:r>
+        <w:rPr>
+          <w:rFonts w:hint="eastAsia"/>
+          <w:b/>
+          <w:bCs/>
+        </w:rPr>
+        <w:t>, Flask)</w:t>
+      </w:r>
+    </w:p>
+    <w:p>
+      <w:pPr>
+        <w:rPr>
+          <w:rFonts w:hint="eastAsia"/>
+          <w:b/>
+          <w:bCs/>
+        </w:rPr>
+      </w:pPr>
+      <w:r>
+        <w:rPr>
+          <w:rFonts w:hint="eastAsia"/>
+          <w:b/>
+          <w:bCs/>
+        </w:rPr>
+        <w:t>- 数据库/中间件：MySQL, Redis, RabbitMQ</w:t>
+      </w:r>
+    </w:p>
+    <w:p>
+      <w:pPr>
+        <w:rPr>
+          <w:rFonts w:hint="eastAsia"/>
+          <w:b/>
+          <w:bCs/>
+        </w:rPr>
+      </w:pPr>
+      <w:r>
+        <w:rPr>
+          <w:rFonts w:hint="eastAsia"/>
+          <w:b/>
+          <w:bCs/>
+        </w:rPr>
+        <w:t>- 运维部署：Docker, Git, Linux</w:t>
+      </w:r>
+    </w:p>
+    <w:p>
+      <w:pPr>
+        <w:rPr>
+          <w:rFonts w:hint="eastAsia"/>
+          <w:b/>
+          <w:bCs/>
+        </w:rPr>
+      </w:pPr>
+      <w:r>
+        <w:rPr>
+          <w:rFonts w:hint="eastAsia"/>
+          <w:b/>
+          <w:bCs/>
+        </w:rPr>
+        <w:t>- 业务领域：参与过 WMS 仓储管理系统及配套的 ERP 数据对接</w:t>
+      </w:r>
+    </w:p>
+    <w:p>
+      <w:pPr>
+        <w:rPr>
+          <w:rFonts w:hint="eastAsia"/>
+          <w:b/>
+          <w:bCs/>
+        </w:rPr>
+      </w:pPr>
+    </w:p>
+    <w:p>
+      <w:pPr>
+        <w:rPr>
+          <w:rFonts w:hint="eastAsia"/>
+          <w:b/>
+          <w:bCs/>
+        </w:rPr>
+      </w:pPr>
+      <w:r>
+        <w:rPr>
+          <w:rFonts w:hint="eastAsia"/>
+          <w:b/>
+          <w:bCs/>
+        </w:rPr>
+        <w:t>【工作经历：某中型电商公司 | Python 开发工程师 | 2024.03 - 至今】</w:t>
+      </w:r>
+    </w:p>
+    <w:p>
+      <w:pPr>
+        <w:rPr>
+          <w:rFonts w:hint="eastAsia"/>
+          <w:b/>
+          <w:bCs/>
+        </w:rPr>
+      </w:pPr>
+      <w:r>
+        <w:rPr>
+          <w:rFonts w:hint="eastAsia"/>
+          <w:b/>
+          <w:bCs/>
+        </w:rPr>
+        <w:t>工作描述：</w:t>
+      </w:r>
+    </w:p>
+    <w:p>
+      <w:pPr>
+        <w:rPr>
+          <w:rFonts w:hint="eastAsia"/>
+          <w:b/>
+          <w:bCs/>
+        </w:rPr>
+      </w:pPr>
+      <w:r>
+        <w:rPr>
+          <w:rFonts w:hint="eastAsia"/>
+          <w:b/>
+          <w:bCs/>
+        </w:rPr>
+        <w:t xml:space="preserve">- 负责公司内部 WMS 仓储管理系统的日常迭代开发，使用 </w:t>
+      </w:r>
+      <w:proofErr w:type="spellStart"/>
+      <w:r>
+        <w:rPr>
+          <w:rFonts w:hint="eastAsia"/>
+          <w:b/>
+          <w:bCs/>
+        </w:rPr>
+        <w:t>FastAPI</w:t>
+      </w:r>
+      <w:proofErr w:type="spellEnd"/>
+      <w:r>
+        <w:rPr>
+          <w:rFonts w:hint="eastAsia"/>
+          <w:b/>
+          <w:bCs/>
+        </w:rPr>
+        <w:t xml:space="preserve"> 框架编写后端业务接口。</w:t>
+      </w:r>
+    </w:p>
+    <w:p>
+      <w:pPr>
+        <w:rPr>
+          <w:rFonts w:hint="eastAsia"/>
+          <w:b/>
+          <w:bCs/>
+        </w:rPr>
+      </w:pPr>
+      <w:r>
+        <w:rPr>
+          <w:rFonts w:hint="eastAsia"/>
+          <w:b/>
+          <w:bCs/>
+        </w:rPr>
+        <w:t>- 参与了仓库入库、出库、盘点等核心模块的逻辑编写，尝试引入 RabbitMQ 来处理异步的库存扣减通知。</w:t>
+      </w:r>
+    </w:p>
+    <w:p>
+      <w:pPr>
+        <w:rPr>
+          <w:rFonts w:hint="eastAsia"/>
+          <w:b/>
+          <w:bCs/>
+        </w:rPr>
+      </w:pPr>
+      <w:r>
+        <w:rPr>
+          <w:rFonts w:hint="eastAsia"/>
+          <w:b/>
+          <w:bCs/>
+        </w:rPr>
+        <w:t>- 负责针对 MySQL 的一些慢查询 SQL 进行优化，建立了部分索引，并配合 Redis 做了高频商品数据的缓存。</w:t>
+      </w:r>
+    </w:p>
+    <w:p>
+      <w:pPr>
+        <w:rPr>
+          <w:rFonts w:hint="eastAsia"/>
+          <w:b/>
+          <w:bCs/>
+        </w:rPr>
+      </w:pPr>
+      <w:r>
+        <w:rPr>
+          <w:rFonts w:hint="eastAsia"/>
+          <w:b/>
+          <w:bCs/>
+        </w:rPr>
+        <w:t>- 使用 Docker 配合团队进行日常的容器</w:t>
       </w:r>
       <w:proofErr w:type="gramStart"/>
       <w:r>
         <w:rPr>
-          <w:b/>
-          <w:bCs/>
-        </w:rPr>
-        <w:t>私有云</w:t>
+          <w:rFonts w:hint="eastAsia"/>
+          <w:b/>
+          <w:bCs/>
+        </w:rPr>
+        <w:t>化部署</w:t>
       </w:r>
       <w:proofErr w:type="gramEnd"/>
       <w:r>
         <w:rPr>
-          <w:b/>
-          <w:bCs/>
-        </w:rPr>
-        <w:t>搜索平台 项目背景： 公司内部文档太多，查找效率低，需要做一个统一搜索入口。 我的职责：</w:t>
-      </w:r>
-    </w:p>
-    <w:p>
-      <w:pPr>
-        <w:numPr>
-          <w:ilvl w:val="0"/>
-          <w:numId w:val="12"/>
-        </w:numPr>
-        <w:rPr>
-          <w:b/>
-          <w:bCs/>
-        </w:rPr>
-      </w:pPr>
-      <w:r>
-        <w:rPr>
-          <w:b/>
-          <w:bCs/>
-        </w:rPr>
-        <w:t xml:space="preserve">负责后端整体开发，使用 Python </w:t>
+          <w:rFonts w:hint="eastAsia"/>
+          <w:b/>
+          <w:bCs/>
+        </w:rPr>
+        <w:t>和本地环境搭建。</w:t>
+      </w:r>
+    </w:p>
+    <w:p>
+      <w:pPr>
+        <w:rPr>
+          <w:rFonts w:hint="eastAsia"/>
+          <w:b/>
+          <w:bCs/>
+        </w:rPr>
+      </w:pPr>
+    </w:p>
+    <w:p>
+      <w:pPr>
+        <w:rPr>
+          <w:rFonts w:hint="eastAsia"/>
+          <w:b/>
+          <w:bCs/>
+        </w:rPr>
+      </w:pPr>
+      <w:r>
+        <w:rPr>
+          <w:rFonts w:hint="eastAsia"/>
+          <w:b/>
+          <w:bCs/>
+        </w:rPr>
+        <w:t>【项目经验：分布式仓储物流流转系统】</w:t>
+      </w:r>
+    </w:p>
+    <w:p>
+      <w:pPr>
+        <w:rPr>
+          <w:rFonts w:hint="eastAsia"/>
+          <w:b/>
+          <w:bCs/>
+        </w:rPr>
+      </w:pPr>
+      <w:r>
+        <w:rPr>
+          <w:rFonts w:hint="eastAsia"/>
+          <w:b/>
+          <w:bCs/>
+        </w:rPr>
+        <w:t>项目描述：该系统主要用于解决电商多仓库存的同步与流转问题。</w:t>
+      </w:r>
+    </w:p>
+    <w:p>
+      <w:pPr>
+        <w:rPr>
+          <w:rFonts w:hint="eastAsia"/>
+          <w:b/>
+          <w:bCs/>
+        </w:rPr>
+      </w:pPr>
+      <w:r>
+        <w:rPr>
+          <w:rFonts w:hint="eastAsia"/>
+          <w:b/>
+          <w:bCs/>
+        </w:rPr>
+        <w:t>主要职责：</w:t>
+      </w:r>
+    </w:p>
+    <w:p>
+      <w:pPr>
+        <w:rPr>
+          <w:rFonts w:hint="eastAsia"/>
+          <w:b/>
+          <w:bCs/>
+        </w:rPr>
+      </w:pPr>
+      <w:r>
+        <w:rPr>
+          <w:rFonts w:hint="eastAsia"/>
+          <w:b/>
+          <w:bCs/>
+        </w:rPr>
+        <w:t>- 协助</w:t>
+      </w:r>
+      <w:proofErr w:type="gramStart"/>
+      <w:r>
+        <w:rPr>
+          <w:rFonts w:hint="eastAsia"/>
+          <w:b/>
+          <w:bCs/>
+        </w:rPr>
+        <w:t>架构师</w:t>
+      </w:r>
+      <w:proofErr w:type="gramEnd"/>
+      <w:r>
+        <w:rPr>
+          <w:rFonts w:hint="eastAsia"/>
+          <w:b/>
+          <w:bCs/>
+        </w:rPr>
+        <w:t>进行系统设计，编写了部分库存同步接口，对接了第三方的物流 API。</w:t>
+      </w:r>
+    </w:p>
+    <w:p>
+      <w:pPr>
+        <w:rPr>
+          <w:rFonts w:hint="eastAsia"/>
+          <w:b/>
+          <w:bCs/>
+        </w:rPr>
+      </w:pPr>
+      <w:r>
+        <w:rPr>
+          <w:rFonts w:hint="eastAsia"/>
+          <w:b/>
+          <w:bCs/>
+        </w:rPr>
+        <w:t>- 引入 Redis 缓存来减少数据库的直接读取压力，解决了部分并发下的库存死锁问题。</w:t>
+      </w:r>
+    </w:p>
+    <w:p>
+      <w:pPr>
+        <w:rPr>
+          <w:rFonts w:hint="eastAsia"/>
+          <w:b/>
+          <w:bCs/>
+        </w:rPr>
+      </w:pPr>
+      <w:r>
+        <w:rPr>
+          <w:rFonts w:hint="eastAsia"/>
+          <w:b/>
+          <w:bCs/>
+        </w:rPr>
+        <w:t>- 在项目上线后，负责长期的线上 Bug 修复和日常的代码维护工作。姓名：张兵</w:t>
+      </w:r>
+    </w:p>
+    <w:p>
+      <w:pPr>
+        <w:rPr>
+          <w:rFonts w:hint="eastAsia"/>
+          <w:b/>
+          <w:bCs/>
+        </w:rPr>
+      </w:pPr>
+      <w:r>
+        <w:rPr>
+          <w:rFonts w:hint="eastAsia"/>
+          <w:b/>
+          <w:bCs/>
+        </w:rPr>
+        <w:t>求职意向：Python 后端开发工程师</w:t>
+      </w:r>
+    </w:p>
+    <w:p>
+      <w:pPr>
+        <w:rPr>
+          <w:rFonts w:hint="eastAsia"/>
+          <w:b/>
+          <w:bCs/>
+        </w:rPr>
+      </w:pPr>
+    </w:p>
+    <w:p>
+      <w:pPr>
+        <w:rPr>
+          <w:rFonts w:hint="eastAsia"/>
+          <w:b/>
+          <w:bCs/>
+        </w:rPr>
+      </w:pPr>
+      <w:r>
+        <w:rPr>
+          <w:rFonts w:hint="eastAsia"/>
+          <w:b/>
+          <w:bCs/>
+        </w:rPr>
+        <w:t>【技术栈（JD Matching）】</w:t>
+      </w:r>
+    </w:p>
+    <w:p>
+      <w:pPr>
+        <w:rPr>
+          <w:rFonts w:hint="eastAsia"/>
+          <w:b/>
+          <w:bCs/>
+        </w:rPr>
+      </w:pPr>
+      <w:r>
+        <w:rPr>
+          <w:rFonts w:hint="eastAsia"/>
+          <w:b/>
+          <w:bCs/>
+        </w:rPr>
+        <w:t xml:space="preserve">- 编程语言：Python (熟练掌握 </w:t>
       </w:r>
       <w:proofErr w:type="spellStart"/>
       <w:r>
         <w:rPr>
+          <w:rFonts w:hint="eastAsia"/>
           <w:b/>
           <w:bCs/>
         </w:rPr>
@@ -78,182 +495,338 @@
       <w:proofErr w:type="spellEnd"/>
       <w:r>
         <w:rPr>
-          <w:b/>
-          <w:bCs/>
-        </w:rPr>
-        <w:t xml:space="preserve"> 框架。</w:t>
-      </w:r>
-    </w:p>
-    <w:p>
-      <w:pPr>
-        <w:numPr>
-          <w:ilvl w:val="0"/>
-          <w:numId w:val="12"/>
-        </w:numPr>
-        <w:rPr>
-          <w:b/>
-          <w:bCs/>
-        </w:rPr>
-      </w:pPr>
-      <w:r>
-        <w:rPr>
-          <w:b/>
-          <w:bCs/>
-        </w:rPr>
-        <w:t>对接了本地的向量数据库，把各种 Word、PDF 转成向量存进去。</w:t>
-      </w:r>
-    </w:p>
-    <w:p>
-      <w:pPr>
-        <w:numPr>
-          <w:ilvl w:val="0"/>
-          <w:numId w:val="12"/>
-        </w:numPr>
-        <w:rPr>
-          <w:b/>
-          <w:bCs/>
-        </w:rPr>
-      </w:pPr>
-      <w:r>
-        <w:rPr>
-          <w:b/>
-          <w:bCs/>
-        </w:rPr>
-        <w:t>做了个简单的关键词加语义的混合搜索，提高了搜索准确率。</w:t>
-      </w:r>
-    </w:p>
-    <w:p>
-      <w:pPr>
-        <w:numPr>
-          <w:ilvl w:val="0"/>
-          <w:numId w:val="12"/>
-        </w:numPr>
-        <w:rPr>
-          <w:b/>
-          <w:bCs/>
-        </w:rPr>
-      </w:pPr>
-      <w:r>
-        <w:rPr>
-          <w:b/>
-          <w:bCs/>
-        </w:rPr>
-        <w:t>同事反馈搜索挺快的，目前已经在全公司 500 多人里推广使用。</w:t>
-      </w:r>
-    </w:p>
-    <w:p>
-      <w:pPr>
-        <w:rPr>
-          <w:b/>
-          <w:bCs/>
-        </w:rPr>
-      </w:pPr>
-      <w:r>
-        <w:rPr>
-          <w:b/>
-          <w:bCs/>
-        </w:rPr>
-        <w:t>项目名称：在线商城系统性能优化 我的职责：</w:t>
-      </w:r>
-    </w:p>
-    <w:p>
-      <w:pPr>
-        <w:numPr>
-          <w:ilvl w:val="0"/>
-          <w:numId w:val="13"/>
-        </w:numPr>
-        <w:rPr>
-          <w:b/>
-          <w:bCs/>
-        </w:rPr>
-      </w:pPr>
-      <w:r>
-        <w:rPr>
-          <w:b/>
-          <w:bCs/>
-        </w:rPr>
-        <w:t>处理了双十</w:t>
+          <w:rFonts w:hint="eastAsia"/>
+          <w:b/>
+          <w:bCs/>
+        </w:rPr>
+        <w:t>, Flask)</w:t>
+      </w:r>
+    </w:p>
+    <w:p>
+      <w:pPr>
+        <w:rPr>
+          <w:rFonts w:hint="eastAsia"/>
+          <w:b/>
+          <w:bCs/>
+        </w:rPr>
+      </w:pPr>
+      <w:r>
+        <w:rPr>
+          <w:rFonts w:hint="eastAsia"/>
+          <w:b/>
+          <w:bCs/>
+        </w:rPr>
+        <w:t>- 数据库/中间件：MySQL, Redis, RabbitMQ</w:t>
+      </w:r>
+    </w:p>
+    <w:p>
+      <w:pPr>
+        <w:rPr>
+          <w:rFonts w:hint="eastAsia"/>
+          <w:b/>
+          <w:bCs/>
+        </w:rPr>
+      </w:pPr>
+      <w:r>
+        <w:rPr>
+          <w:rFonts w:hint="eastAsia"/>
+          <w:b/>
+          <w:bCs/>
+        </w:rPr>
+        <w:t>- 运维部署：Docker, Git, Linux</w:t>
+      </w:r>
+    </w:p>
+    <w:p>
+      <w:pPr>
+        <w:rPr>
+          <w:rFonts w:hint="eastAsia"/>
+          <w:b/>
+          <w:bCs/>
+        </w:rPr>
+      </w:pPr>
+      <w:r>
+        <w:rPr>
+          <w:rFonts w:hint="eastAsia"/>
+          <w:b/>
+          <w:bCs/>
+        </w:rPr>
+        <w:t>- 业务领域：参与过 WMS 仓储管理系统及配套的 ERP 数据对接</w:t>
+      </w:r>
+    </w:p>
+    <w:p>
+      <w:pPr>
+        <w:rPr>
+          <w:rFonts w:hint="eastAsia"/>
+          <w:b/>
+          <w:bCs/>
+        </w:rPr>
+      </w:pPr>
+    </w:p>
+    <w:p>
+      <w:pPr>
+        <w:rPr>
+          <w:rFonts w:hint="eastAsia"/>
+          <w:b/>
+          <w:bCs/>
+        </w:rPr>
+      </w:pPr>
+      <w:r>
+        <w:rPr>
+          <w:rFonts w:hint="eastAsia"/>
+          <w:b/>
+          <w:bCs/>
+        </w:rPr>
+        <w:t>【工作经历：某中型电商公司 | Python 开发工程师 | 2024.03 - 至今】</w:t>
+      </w:r>
+    </w:p>
+    <w:p>
+      <w:pPr>
+        <w:rPr>
+          <w:rFonts w:hint="eastAsia"/>
+          <w:b/>
+          <w:bCs/>
+        </w:rPr>
+      </w:pPr>
+      <w:r>
+        <w:rPr>
+          <w:rFonts w:hint="eastAsia"/>
+          <w:b/>
+          <w:bCs/>
+        </w:rPr>
+        <w:t>工作描述：</w:t>
+      </w:r>
+    </w:p>
+    <w:p>
+      <w:pPr>
+        <w:rPr>
+          <w:rFonts w:hint="eastAsia"/>
+          <w:b/>
+          <w:bCs/>
+        </w:rPr>
+      </w:pPr>
+      <w:r>
+        <w:rPr>
+          <w:rFonts w:hint="eastAsia"/>
+          <w:b/>
+          <w:bCs/>
+        </w:rPr>
+        <w:t xml:space="preserve">- 负责公司内部 WMS 仓储管理系统的日常迭代开发，使用 </w:t>
+      </w:r>
+      <w:proofErr w:type="spellStart"/>
+      <w:r>
+        <w:rPr>
+          <w:rFonts w:hint="eastAsia"/>
+          <w:b/>
+          <w:bCs/>
+        </w:rPr>
+        <w:t>FastAPI</w:t>
+      </w:r>
+      <w:proofErr w:type="spellEnd"/>
+      <w:r>
+        <w:rPr>
+          <w:rFonts w:hint="eastAsia"/>
+          <w:b/>
+          <w:bCs/>
+        </w:rPr>
+        <w:t xml:space="preserve"> 框架编写后端业务接口。</w:t>
+      </w:r>
+    </w:p>
+    <w:p>
+      <w:pPr>
+        <w:rPr>
+          <w:rFonts w:hint="eastAsia"/>
+          <w:b/>
+          <w:bCs/>
+        </w:rPr>
+      </w:pPr>
+      <w:r>
+        <w:rPr>
+          <w:rFonts w:hint="eastAsia"/>
+          <w:b/>
+          <w:bCs/>
+        </w:rPr>
+        <w:t>- 参与了仓库入库、出库、盘点等核心模块的逻辑编写，尝试引入 RabbitMQ 来处理异步的库存扣减通知。</w:t>
+      </w:r>
+    </w:p>
+    <w:p>
+      <w:pPr>
+        <w:rPr>
+          <w:rFonts w:hint="eastAsia"/>
+          <w:b/>
+          <w:bCs/>
+        </w:rPr>
+      </w:pPr>
+      <w:r>
+        <w:rPr>
+          <w:rFonts w:hint="eastAsia"/>
+          <w:b/>
+          <w:bCs/>
+        </w:rPr>
+        <w:t>- 负责针对 MySQL 的一些慢查询 SQL 进行优化，建立了部分索引，并配合 Redis 做了高频商品数据的缓存。</w:t>
+      </w:r>
+    </w:p>
+    <w:p>
+      <w:pPr>
+        <w:rPr>
+          <w:rFonts w:hint="eastAsia"/>
+          <w:b/>
+          <w:bCs/>
+        </w:rPr>
+      </w:pPr>
+      <w:r>
+        <w:rPr>
+          <w:rFonts w:hint="eastAsia"/>
+          <w:b/>
+          <w:bCs/>
+        </w:rPr>
+        <w:t>- 使用 Docker 配合团队进行日常的容器</w:t>
       </w:r>
       <w:proofErr w:type="gramStart"/>
       <w:r>
         <w:rPr>
-          <w:b/>
-          <w:bCs/>
-        </w:rPr>
-        <w:t>一</w:t>
+          <w:rFonts w:hint="eastAsia"/>
+          <w:b/>
+          <w:bCs/>
+        </w:rPr>
+        <w:t>化部署</w:t>
       </w:r>
       <w:proofErr w:type="gramEnd"/>
       <w:r>
         <w:rPr>
-          <w:b/>
-          <w:bCs/>
-        </w:rPr>
-        <w:t>期间数据库压力过大的问题。</w:t>
-      </w:r>
-    </w:p>
-    <w:p>
-      <w:pPr>
-        <w:numPr>
-          <w:ilvl w:val="0"/>
-          <w:numId w:val="13"/>
-        </w:numPr>
-        <w:rPr>
-          <w:b/>
-          <w:bCs/>
-        </w:rPr>
-      </w:pPr>
-      <w:r>
-        <w:rPr>
-          <w:b/>
-          <w:bCs/>
-        </w:rPr>
-        <w:t>引入了 Redis 缓存，减少了数据库的直接查询。</w:t>
-      </w:r>
-    </w:p>
-    <w:p>
-      <w:pPr>
-        <w:numPr>
-          <w:ilvl w:val="0"/>
-          <w:numId w:val="13"/>
-        </w:numPr>
-        <w:rPr>
-          <w:b/>
-          <w:bCs/>
-        </w:rPr>
-      </w:pPr>
-      <w:r>
-        <w:rPr>
-          <w:b/>
-          <w:bCs/>
-        </w:rPr>
-        <w:t>改了一些慢 SQL，把接口响应时间缩短了。</w:t>
-      </w:r>
-    </w:p>
-    <w:p>
-      <w:pPr>
-        <w:numPr>
-          <w:ilvl w:val="0"/>
-          <w:numId w:val="13"/>
-        </w:numPr>
-        <w:rPr>
-          <w:b/>
-          <w:bCs/>
-        </w:rPr>
-      </w:pPr>
-      <w:r>
-        <w:rPr>
-          <w:b/>
-          <w:bCs/>
-        </w:rPr>
-        <w:t>负责系统上线后的日常维护和 Bug 修复。</w:t>
-      </w:r>
-    </w:p>
-    <w:p>
-      <w:pPr>
-        <w:rPr>
-          <w:rFonts w:hint="eastAsia"/>
-        </w:rPr>
-      </w:pPr>
+          <w:rFonts w:hint="eastAsia"/>
+          <w:b/>
+          <w:bCs/>
+        </w:rPr>
+        <w:t>和本地环境搭建。</w:t>
+      </w:r>
+    </w:p>
+    <w:p>
+      <w:pPr>
+        <w:rPr>
+          <w:rFonts w:hint="eastAsia"/>
+          <w:b/>
+          <w:bCs/>
+        </w:rPr>
+      </w:pPr>
+    </w:p>
+    <w:p>
+      <w:pPr>
+        <w:rPr>
+          <w:rFonts w:hint="eastAsia"/>
+          <w:b/>
+          <w:bCs/>
+        </w:rPr>
+      </w:pPr>
+      <w:r>
+        <w:rPr>
+          <w:rFonts w:hint="eastAsia"/>
+          <w:b/>
+          <w:bCs/>
+        </w:rPr>
+        <w:t>【项目经验：分布式仓储物流流转系统】</w:t>
+      </w:r>
+    </w:p>
+    <w:p>
+      <w:pPr>
+        <w:rPr>
+          <w:rFonts w:hint="eastAsia"/>
+          <w:b/>
+          <w:bCs/>
+        </w:rPr>
+      </w:pPr>
+      <w:r>
+        <w:rPr>
+          <w:rFonts w:hint="eastAsia"/>
+          <w:b/>
+          <w:bCs/>
+        </w:rPr>
+        <w:lastRenderedPageBreak/>
+        <w:t>项目描述：该系统主要用于解决电商多仓库存的同步与流转问题。</w:t>
+      </w:r>
+    </w:p>
+    <w:p>
+      <w:pPr>
+        <w:rPr>
+          <w:rFonts w:hint="eastAsia"/>
+          <w:b/>
+          <w:bCs/>
+        </w:rPr>
+      </w:pPr>
+      <w:r>
+        <w:rPr>
+          <w:rFonts w:hint="eastAsia"/>
+          <w:b/>
+          <w:bCs/>
+        </w:rPr>
+        <w:t>主要职责：</w:t>
+      </w:r>
+    </w:p>
+    <w:p>
+      <w:pPr>
+        <w:rPr>
+          <w:rFonts w:hint="eastAsia"/>
+          <w:b/>
+          <w:bCs/>
+        </w:rPr>
+      </w:pPr>
+      <w:r>
+        <w:rPr>
+          <w:rFonts w:hint="eastAsia"/>
+          <w:b/>
+          <w:bCs/>
+        </w:rPr>
+        <w:t>- 协助</w:t>
+      </w:r>
+      <w:proofErr w:type="gramStart"/>
+      <w:r>
+        <w:rPr>
+          <w:rFonts w:hint="eastAsia"/>
+          <w:b/>
+          <w:bCs/>
+        </w:rPr>
+        <w:t>架构师</w:t>
+      </w:r>
+      <w:proofErr w:type="gramEnd"/>
+      <w:r>
+        <w:rPr>
+          <w:rFonts w:hint="eastAsia"/>
+          <w:b/>
+          <w:bCs/>
+        </w:rPr>
+        <w:t>进行系统设计，编写了部分库存同步接口，对接了第三方的物流 API。</w:t>
+      </w:r>
+    </w:p>
+    <w:p>
+      <w:pPr>
+        <w:rPr>
+          <w:rFonts w:hint="eastAsia"/>
+          <w:b/>
+          <w:bCs/>
+        </w:rPr>
+      </w:pPr>
+      <w:r>
+        <w:rPr>
+          <w:rFonts w:hint="eastAsia"/>
+          <w:b/>
+          <w:bCs/>
+        </w:rPr>
+        <w:t>- 引入 Redis 缓存来减少数据库的直接读取压力，解决了部分并发下的库存死锁问题。</w:t>
+      </w:r>
+    </w:p>
+    <w:p>
+      <w:pPr>
+        <w:rPr>
+          <w:rFonts w:hint="eastAsia"/>
+        </w:rPr>
+      </w:pPr>
+      <w:r>
+        <w:rPr>
+          <w:rFonts w:hint="eastAsia"/>
+          <w:b/>
+          <w:bCs/>
+        </w:rPr>
+        <w:t>- 在项目上线后，负责长期的线上 Bug 修复和日常的代码维护工作。</w:t>
+      </w:r>
     </w:p>
     <w:sectPr>
       <w:pgSz w:w="11906" w:h="16838"/>
@@ -2906,6 +3479,7 @@
   <w:style w:type="character" w:default="1" w:styleId="a0">
     <w:name w:val="Default Paragraph Font"/>
     <w:uiPriority w:val="1"/>
+    <w:semiHidden/>
     <w:unhideWhenUsed/>
   </w:style>
   <w:style w:type="table" w:default="1" w:styleId="a1">
